--- a/policies/build/chapters_v2/MOM/HCO_MOM_6_v2_REWRITE_DRAFT.docx
+++ b/policies/build/chapters_v2/MOM/HCO_MOM_6_v2_REWRITE_DRAFT.docx
@@ -316,6 +316,10 @@
     </w:p>
     <w:p>
       <w:pPr>
+        <w:numPr>
+          <w:ilvl w:val="0"/>
+          <w:numId w:val="12"/>
+        </w:numPr>
         <w:pStyle w:val="ListNumber"/>
       </w:pPr>
       <w:r>
@@ -324,14 +328,22 @@
     </w:p>
     <w:p>
       <w:pPr>
+        <w:numPr>
+          <w:ilvl w:val="0"/>
+          <w:numId w:val="12"/>
+        </w:numPr>
         <w:pStyle w:val="ListNumber"/>
       </w:pPr>
       <w:r>
-        <w:t>Do not leave a recalled medication in usable stock, and do not skip reporting an internally identified recall to the appropriate regulatory authority.</w:t>
+        <w:t>Do not leave a recalled medication in usable stock, and do not fail to report any internally identified recall to the appropriate regulatory authority.</w:t>
       </w:r>
     </w:p>
     <w:p>
       <w:pPr>
+        <w:numPr>
+          <w:ilvl w:val="0"/>
+          <w:numId w:val="12"/>
+        </w:numPr>
         <w:pStyle w:val="ListNumber"/>
       </w:pPr>
       <w:r>
@@ -340,6 +352,10 @@
     </w:p>
     <w:p>
       <w:pPr>
+        <w:numPr>
+          <w:ilvl w:val="0"/>
+          <w:numId w:val="12"/>
+        </w:numPr>
         <w:pStyle w:val="ListNumber"/>
       </w:pPr>
       <w:r>
@@ -348,6 +364,10 @@
     </w:p>
     <w:p>
       <w:pPr>
+        <w:numPr>
+          <w:ilvl w:val="0"/>
+          <w:numId w:val="12"/>
+        </w:numPr>
         <w:pStyle w:val="ListNumber"/>
       </w:pPr>
       <w:r>
@@ -1474,6 +1494,10 @@
     </w:p>
     <w:p>
       <w:pPr>
+        <w:numPr>
+          <w:ilvl w:val="0"/>
+          <w:numId w:val="13"/>
+        </w:numPr>
         <w:pStyle w:val="ListNumber"/>
       </w:pPr>
       <w:r>
@@ -1482,6 +1506,10 @@
     </w:p>
     <w:p>
       <w:pPr>
+        <w:numPr>
+          <w:ilvl w:val="0"/>
+          <w:numId w:val="13"/>
+        </w:numPr>
         <w:pStyle w:val="ListNumber"/>
       </w:pPr>
       <w:r>
@@ -1490,6 +1518,10 @@
     </w:p>
     <w:p>
       <w:pPr>
+        <w:numPr>
+          <w:ilvl w:val="0"/>
+          <w:numId w:val="13"/>
+        </w:numPr>
         <w:pStyle w:val="ListNumber"/>
       </w:pPr>
       <w:r>
@@ -1498,6 +1530,10 @@
     </w:p>
     <w:p>
       <w:pPr>
+        <w:numPr>
+          <w:ilvl w:val="0"/>
+          <w:numId w:val="13"/>
+        </w:numPr>
         <w:pStyle w:val="ListNumber"/>
       </w:pPr>
       <w:r>
@@ -1506,6 +1542,10 @@
     </w:p>
     <w:p>
       <w:pPr>
+        <w:numPr>
+          <w:ilvl w:val="0"/>
+          <w:numId w:val="13"/>
+        </w:numPr>
         <w:pStyle w:val="ListNumber"/>
       </w:pPr>
       <w:r>
@@ -1522,6 +1562,10 @@
     </w:p>
     <w:p>
       <w:pPr>
+        <w:numPr>
+          <w:ilvl w:val="0"/>
+          <w:numId w:val="14"/>
+        </w:numPr>
         <w:pStyle w:val="ListNumber"/>
       </w:pPr>
       <w:r>
@@ -1530,6 +1574,10 @@
     </w:p>
     <w:p>
       <w:pPr>
+        <w:numPr>
+          <w:ilvl w:val="0"/>
+          <w:numId w:val="14"/>
+        </w:numPr>
         <w:pStyle w:val="ListNumber"/>
       </w:pPr>
       <w:r>
@@ -1538,6 +1586,10 @@
     </w:p>
     <w:p>
       <w:pPr>
+        <w:numPr>
+          <w:ilvl w:val="0"/>
+          <w:numId w:val="14"/>
+        </w:numPr>
         <w:pStyle w:val="ListNumber"/>
       </w:pPr>
       <w:r>
@@ -1546,6 +1598,10 @@
     </w:p>
     <w:p>
       <w:pPr>
+        <w:numPr>
+          <w:ilvl w:val="0"/>
+          <w:numId w:val="14"/>
+        </w:numPr>
         <w:pStyle w:val="ListNumber"/>
       </w:pPr>
       <w:r>
@@ -1562,6 +1618,10 @@
     </w:p>
     <w:p>
       <w:pPr>
+        <w:numPr>
+          <w:ilvl w:val="0"/>
+          <w:numId w:val="15"/>
+        </w:numPr>
         <w:pStyle w:val="ListNumber"/>
       </w:pPr>
       <w:r>
@@ -1570,6 +1630,10 @@
     </w:p>
     <w:p>
       <w:pPr>
+        <w:numPr>
+          <w:ilvl w:val="0"/>
+          <w:numId w:val="15"/>
+        </w:numPr>
         <w:pStyle w:val="ListNumber"/>
       </w:pPr>
       <w:r>
@@ -1578,6 +1642,10 @@
     </w:p>
     <w:p>
       <w:pPr>
+        <w:numPr>
+          <w:ilvl w:val="0"/>
+          <w:numId w:val="15"/>
+        </w:numPr>
         <w:pStyle w:val="ListNumber"/>
       </w:pPr>
       <w:r>
@@ -1594,6 +1662,10 @@
     </w:p>
     <w:p>
       <w:pPr>
+        <w:numPr>
+          <w:ilvl w:val="0"/>
+          <w:numId w:val="16"/>
+        </w:numPr>
         <w:pStyle w:val="ListNumber"/>
       </w:pPr>
       <w:r>
@@ -1602,6 +1674,10 @@
     </w:p>
     <w:p>
       <w:pPr>
+        <w:numPr>
+          <w:ilvl w:val="0"/>
+          <w:numId w:val="16"/>
+        </w:numPr>
         <w:pStyle w:val="ListNumber"/>
       </w:pPr>
       <w:r>
@@ -1610,6 +1686,10 @@
     </w:p>
     <w:p>
       <w:pPr>
+        <w:numPr>
+          <w:ilvl w:val="0"/>
+          <w:numId w:val="16"/>
+        </w:numPr>
         <w:pStyle w:val="ListNumber"/>
       </w:pPr>
       <w:r>
@@ -1618,6 +1698,10 @@
     </w:p>
     <w:p>
       <w:pPr>
+        <w:numPr>
+          <w:ilvl w:val="0"/>
+          <w:numId w:val="16"/>
+        </w:numPr>
         <w:pStyle w:val="ListNumber"/>
       </w:pPr>
       <w:r>
@@ -1634,6 +1718,10 @@
     </w:p>
     <w:p>
       <w:pPr>
+        <w:numPr>
+          <w:ilvl w:val="0"/>
+          <w:numId w:val="17"/>
+        </w:numPr>
         <w:pStyle w:val="ListNumber"/>
       </w:pPr>
       <w:r>
@@ -1642,6 +1730,10 @@
     </w:p>
     <w:p>
       <w:pPr>
+        <w:numPr>
+          <w:ilvl w:val="0"/>
+          <w:numId w:val="17"/>
+        </w:numPr>
         <w:pStyle w:val="ListNumber"/>
       </w:pPr>
       <w:r>
@@ -1650,6 +1742,10 @@
     </w:p>
     <w:p>
       <w:pPr>
+        <w:numPr>
+          <w:ilvl w:val="0"/>
+          <w:numId w:val="17"/>
+        </w:numPr>
         <w:pStyle w:val="ListNumber"/>
       </w:pPr>
       <w:r>
@@ -1666,6 +1762,10 @@
     </w:p>
     <w:p>
       <w:pPr>
+        <w:numPr>
+          <w:ilvl w:val="0"/>
+          <w:numId w:val="18"/>
+        </w:numPr>
         <w:pStyle w:val="ListNumber"/>
       </w:pPr>
       <w:r>
@@ -1674,6 +1774,10 @@
     </w:p>
     <w:p>
       <w:pPr>
+        <w:numPr>
+          <w:ilvl w:val="0"/>
+          <w:numId w:val="18"/>
+        </w:numPr>
         <w:pStyle w:val="ListNumber"/>
       </w:pPr>
       <w:r>
@@ -1682,6 +1786,10 @@
     </w:p>
     <w:p>
       <w:pPr>
+        <w:numPr>
+          <w:ilvl w:val="0"/>
+          <w:numId w:val="18"/>
+        </w:numPr>
         <w:pStyle w:val="ListNumber"/>
       </w:pPr>
       <w:r>
@@ -1690,6 +1798,10 @@
     </w:p>
     <w:p>
       <w:pPr>
+        <w:numPr>
+          <w:ilvl w:val="0"/>
+          <w:numId w:val="18"/>
+        </w:numPr>
         <w:pStyle w:val="ListNumber"/>
       </w:pPr>
       <w:r>
@@ -1708,7 +1820,7 @@
       <w:pPr>
         <w:numPr>
           <w:ilvl w:val="0"/>
-          <w:numId w:val="10"/>
+          <w:numId w:val="19"/>
         </w:numPr>
         <w:pStyle w:val="ListNumber"/>
       </w:pPr>
@@ -1965,6 +2077,60 @@
     <w:abstractNumId w:val="0"/>
   </w:num>
   <w:num w:numId="10">
+    <w:abstractNumId w:val="7"/>
+    <w:lvlOverride w:ilvl="0">
+      <w:startOverride w:val="1"/>
+    </w:lvlOverride>
+  </w:num>
+  <w:num w:numId="11">
+    <w:abstractNumId w:val="7"/>
+    <w:lvlOverride w:ilvl="0">
+      <w:startOverride w:val="1"/>
+    </w:lvlOverride>
+  </w:num>
+  <w:num w:numId="12">
+    <w:abstractNumId w:val="7"/>
+    <w:lvlOverride w:ilvl="0">
+      <w:startOverride w:val="1"/>
+    </w:lvlOverride>
+  </w:num>
+  <w:num w:numId="13">
+    <w:abstractNumId w:val="7"/>
+    <w:lvlOverride w:ilvl="0">
+      <w:startOverride w:val="1"/>
+    </w:lvlOverride>
+  </w:num>
+  <w:num w:numId="14">
+    <w:abstractNumId w:val="7"/>
+    <w:lvlOverride w:ilvl="0">
+      <w:startOverride w:val="1"/>
+    </w:lvlOverride>
+  </w:num>
+  <w:num w:numId="15">
+    <w:abstractNumId w:val="7"/>
+    <w:lvlOverride w:ilvl="0">
+      <w:startOverride w:val="1"/>
+    </w:lvlOverride>
+  </w:num>
+  <w:num w:numId="16">
+    <w:abstractNumId w:val="7"/>
+    <w:lvlOverride w:ilvl="0">
+      <w:startOverride w:val="1"/>
+    </w:lvlOverride>
+  </w:num>
+  <w:num w:numId="17">
+    <w:abstractNumId w:val="7"/>
+    <w:lvlOverride w:ilvl="0">
+      <w:startOverride w:val="1"/>
+    </w:lvlOverride>
+  </w:num>
+  <w:num w:numId="18">
+    <w:abstractNumId w:val="7"/>
+    <w:lvlOverride w:ilvl="0">
+      <w:startOverride w:val="1"/>
+    </w:lvlOverride>
+  </w:num>
+  <w:num w:numId="19">
     <w:abstractNumId w:val="7"/>
     <w:lvlOverride w:ilvl="0">
       <w:startOverride w:val="1"/>

--- a/policies/build/chapters_v2/MOM/HCO_MOM_6_v2_REWRITE_DRAFT.docx
+++ b/policies/build/chapters_v2/MOM/HCO_MOM_6_v2_REWRITE_DRAFT.docx
@@ -1863,7 +1863,7 @@
         <w:pStyle w:val="Normal"/>
       </w:pPr>
       <w:r>
-        <w:t>This document is not issued by, endorsed by, or affiliated with NABH, the World Health Organization, the National Centre for Disease Control, the Food Safety and Standards Authority of India, any Pollution Control Board, or any other body named in it. Wording is original; no text has been reproduced from the standards, rules or guidelines referenced.</w:t>
+        <w:t>This document is not issued by, endorsed by, or affiliated with NABH or any other body named in it. Wording is original; no text has been reproduced from the standards, rules or guidelines referenced.</w:t>
       </w:r>
     </w:p>
     <w:sectPr>
